--- a/Policy/02_Boreal_DO_Industria_Capital_Fechado.docx
+++ b/Policy/02_Boreal_DO_Industria_Capital_Fechado.docx
@@ -195,7 +195,7 @@
               <w:rPr>
                 <w:sz w:val="17"/>
               </w:rPr>
-              <w:t>15414.601245/2021-33 (fictício)</w:t>
+              <w:t>15414.601245/2021-33</w:t>
             </w:r>
           </w:p>
         </w:tc>
@@ -454,7 +454,7 @@
               <w:rPr>
                 <w:sz w:val="17"/>
               </w:rPr>
-              <w:t>Alvorada Corretagem de Seguros S/S Ltda. – SUSEP nº 100387554 (fictício)</w:t>
+              <w:t>Alvorada Corretagem de Seguros S/S Ltda. – SUSEP nº 100387554</w:t>
             </w:r>
           </w:p>
         </w:tc>
@@ -513,7 +513,7 @@
           <w:b/>
           <w:color w:val="3B4A5A"/>
         </w:rPr>
-        <w:t>Quadro 0 – Limite, moeda e prêmio</w:t>
+        <w:t>Quadro 1 – Limite, moeda e prêmio</w:t>
       </w:r>
     </w:p>
     <w:tbl>
@@ -816,7 +816,7 @@
           <w:b/>
           <w:color w:val="3B4A5A"/>
         </w:rPr>
-        <w:t>Quadro 1 – Limite Máximo de Garantia, coberturas e sublimites</w:t>
+        <w:t>Quadro 2 – Limite Máximo de Garantia, coberturas e sublimites</w:t>
       </w:r>
     </w:p>
     <w:tbl>
@@ -3360,7 +3360,7 @@
           <w:b/>
           <w:color w:val="3B4A5A"/>
         </w:rPr>
-        <w:t>Quadro 2 – Franquias, retenção e participação obrigatória</w:t>
+        <w:t>Quadro 3 – Franquias, retenção e participação obrigatória</w:t>
       </w:r>
     </w:p>
     <w:tbl>
@@ -3589,7 +3589,7 @@
           <w:b/>
           <w:color w:val="3B4A5A"/>
         </w:rPr>
-        <w:t>Quadro 3 – Segurados</w:t>
+        <w:t>Quadro 4 – Segurados</w:t>
       </w:r>
     </w:p>
     <w:tbl>
@@ -3781,7 +3781,7 @@
           <w:b/>
           <w:color w:val="3B4A5A"/>
         </w:rPr>
-        <w:t>Quadro 4 – Subsidiárias cobertas</w:t>
+        <w:t>Quadro 5 – Subsidiárias cobertas</w:t>
       </w:r>
     </w:p>
     <w:tbl>
@@ -3899,7 +3899,7 @@
           <w:b/>
           <w:color w:val="3B4A5A"/>
         </w:rPr>
-        <w:t>Quadro 5 – Retroatividade, prazos, território e notificação</w:t>
+        <w:t>Quadro 6 – Retroatividade, prazos, território e notificação</w:t>
       </w:r>
     </w:p>
     <w:tbl>
@@ -4247,7 +4247,7 @@
         <w:jc w:val="both"/>
       </w:pPr>
       <w:r>
-        <w:t>Condições Gerais do Seguro de Responsabilidade Civil de Administradores e Diretores (D&amp;O), Processo SUSEP nº 15414.601245/2021-33 (fictício).</w:t>
+        <w:t>Condições Gerais do Seguro de Responsabilidade Civil de Administradores e Diretores (D&amp;O), Processo SUSEP nº 15414.601245/2021-33.</w:t>
       </w:r>
     </w:p>
     <w:p>
@@ -4353,7 +4353,7 @@
         <w:t xml:space="preserve">2.3  </w:t>
       </w:r>
       <w:r>
-        <w:t>“Subsidiária”: sociedade em que o Contratante detenha, direta ou indiretamente, mais de 50% (cinquenta por cento) do capital votante, ou o poder de eleger a maioria dos administradores, indicada no Quadro 4 ou incluída por endosso.</w:t>
+        <w:t>“Subsidiária”: sociedade em que o Contratante detenha, direta ou indiretamente, mais de 50% (cinquenta por cento) do capital votante, ou o poder de eleger a maioria dos administradores, indicada no Quadro 5 ou incluída por endosso.</w:t>
       </w:r>
     </w:p>
     <w:p>
@@ -4368,7 +4368,7 @@
         <w:t xml:space="preserve">2.4  </w:t>
       </w:r>
       <w:r>
-        <w:t>“Administrador Segurado”: as pessoas físicas indicadas no Quadro 3, presentes, passadas ou futuras, que exerçam ou tenham exercido cargo de administração, em conselho, comitê estatutário ou função de gestão com poderes de representação no Contratante ou em Subsidiária, inclusive, quando previsto, o espólio e os herdeiros.</w:t>
+        <w:t>“Administrador Segurado”: as pessoas físicas indicadas no Quadro 4, presentes, passadas ou futuras, que exerçam ou tenham exercido cargo de administração, em conselho, comitê estatutário ou função de gestão com poderes de representação no Contratante ou em Subsidiária, inclusive, quando previsto, o espólio e os herdeiros.</w:t>
       </w:r>
     </w:p>
     <w:p>
@@ -4503,7 +4503,7 @@
         <w:t xml:space="preserve">2.13  </w:t>
       </w:r>
       <w:r>
-        <w:t>“Franquia”: parcela das Perdas Indenizáveis que fica a cargo do Contratante ou do Administrador Segurado, deduzida de cada Reclamação, conforme o Quadro 2.</w:t>
+        <w:t>“Franquia”: parcela das Perdas Indenizáveis que fica a cargo do Contratante ou do Administrador Segurado, deduzida de cada Reclamação, conforme o Quadro 3.</w:t>
       </w:r>
     </w:p>
     <w:p>
@@ -4578,7 +4578,7 @@
         <w:t xml:space="preserve">2.18  </w:t>
       </w:r>
       <w:r>
-        <w:t>“Prazo Suplementar”: extensão contratável do período de apresentação de Reclamações após o fim da vigência, nas condições do Quadro 5.</w:t>
+        <w:t>“Prazo Suplementar”: extensão contratável do período de apresentação de Reclamações após o fim da vigência, nas condições do Quadro 6.</w:t>
       </w:r>
     </w:p>
     <w:p>
@@ -4616,7 +4616,7 @@
         <w:t xml:space="preserve">3.2  </w:t>
       </w:r>
       <w:r>
-        <w:t>Garantia B – Reembolso à Sociedade. A Seguradora reembolsará ao Contratante as Perdas Indenizáveis que este, na forma da lei ou de seu estatuto, tenha pago ou adiantado em nome do Administrador Segurado em razão de Reclamação coberta (Side B), aplicada a franquia do Quadro 2.</w:t>
+        <w:t>Garantia B – Reembolso à Sociedade. A Seguradora reembolsará ao Contratante as Perdas Indenizáveis que este, na forma da lei ou de seu estatuto, tenha pago ou adiantado em nome do Administrador Segurado em razão de Reclamação coberta (Side B), aplicada a franquia do Quadro 3.</w:t>
       </w:r>
     </w:p>
     <w:p>
@@ -4788,7 +4788,7 @@
         <w:t xml:space="preserve">5.1  </w:t>
       </w:r>
       <w:r>
-        <w:t>Sujeitas ao LMI, às Franquias e às exclusões destas Condições Gerais, estão contratadas as extensões abaixo, nos limites do Quadro 1. Sublimites integram o LMI e não são adicionais a ele.</w:t>
+        <w:t>Sujeitas ao LMI, às Franquias e às exclusões destas Condições Gerais, estão contratadas as extensões abaixo, nos limites do Quadro 2. Sublimites integram o LMI e não são adicionais a ele.</w:t>
       </w:r>
     </w:p>
     <w:p>
@@ -5024,7 +5024,7 @@
         <w:t xml:space="preserve">6.2  </w:t>
       </w:r>
       <w:r>
-        <w:t>Sublimites, quando indicados no Quadro 1, são agregados por vigência, integram o LMI e não se somam a ele. O pagamento de um sublimite erode o LMI.</w:t>
+        <w:t>Sublimites, quando indicados no Quadro 2, são agregados por vigência, integram o LMI e não se somam a ele. O pagamento de um sublimite erode o LMI.</w:t>
       </w:r>
     </w:p>
     <w:p>
@@ -5039,7 +5039,7 @@
         <w:t xml:space="preserve">6.3  </w:t>
       </w:r>
       <w:r>
-        <w:t>A Franquia do Quadro 2 é deduzida de cada Reclamação. Quando mais de uma Franquia for aplicável a um mesmo Sinistro, prevalecerá a maior. Não se aplica Franquia aos Custos de Defesa da Garantia A.</w:t>
+        <w:t>A Franquia do Quadro 3 é deduzida de cada Reclamação. Quando mais de uma Franquia for aplicável a um mesmo Sinistro, prevalecerá a maior. Não se aplica Franquia aos Custos de Defesa da Garantia A.</w:t>
       </w:r>
     </w:p>
     <w:p>
@@ -5449,7 +5449,7 @@
         <w:t xml:space="preserve">10.4  </w:t>
       </w:r>
       <w:r>
-        <w:t>Danos Corporais. Ficam excluídas Reclamações por lesão corporal, doença, sofrimento físico ou morte de qualquer pessoa, salvo Custos de Defesa se houver sublimite indicado no Quadro 1.</w:t>
+        <w:t>Danos Corporais. Ficam excluídas Reclamações por lesão corporal, doença, sofrimento físico ou morte de qualquer pessoa, salvo Custos de Defesa se houver sublimite indicado no Quadro 2.</w:t>
       </w:r>
     </w:p>
     <w:p>
@@ -5464,7 +5464,7 @@
         <w:t xml:space="preserve">10.5  </w:t>
       </w:r>
       <w:r>
-        <w:t>Danos Materiais. Ficam excluídas Reclamações por danos ou perda de bens tangíveis, inclusive sua privação de uso, salvo Custos de Defesa se houver sublimite indicado no Quadro 1.</w:t>
+        <w:t>Danos Materiais. Ficam excluídas Reclamações por danos ou perda de bens tangíveis, inclusive sua privação de uso, salvo Custos de Defesa se houver sublimite indicado no Quadro 2.</w:t>
       </w:r>
     </w:p>
     <w:p>
@@ -6132,6 +6132,15 @@
       </w:pPr>
       <w:r>
         <w:t>Local e data: Belo Horizonte, 15/09/2026. Boreal Proteção Seguros S.A. – Diretoria Técnica. Corretor: Alvorada Corretagem de Seguros S/S Ltda..</w:t>
+      </w:r>
+    </w:p>
+    <w:p>
+      <w:r>
+        <w:rPr>
+          <w:color w:val="3B4A5A"/>
+          <w:sz w:val="16"/>
+        </w:rPr>
+        <w:t>Nota final: esta apólice é fictícia e não tem valor contratual; foi criada apenas para testes do ClauseAI.</w:t>
       </w:r>
     </w:p>
     <w:sectPr>
@@ -6157,7 +6166,7 @@
       <w:rPr>
         <w:sz w:val="16"/>
       </w:rPr>
-      <w:t xml:space="preserve">Boreal Proteção Seguros S.A. · Apólice nº BOR-0351-2026-004512 · Documento fictício · Página </w:t>
+      <w:t xml:space="preserve">Boreal Proteção Seguros S.A. · Apólice nº BOR-0351-2026-004512 · Página </w:t>
     </w:r>
     <w:r>
       <w:rPr>
